--- a/klagomål/A 10278-2026 FSC-klagomål.docx
+++ b/klagomål/A 10278-2026 FSC-klagomål.docx
@@ -221,7 +221,7 @@
     </w:p>
     <w:p>
       <w:r>
-        <w:t>I och inom 22 meter från avverkningsanmälan finns fynd av 23 naturvårdsarter, varav 13 är rödlistade, 7 är fridlysta, 18 är typiska (T) och 6 är signalarter (S): garnlav (VU, T), gränsticka (VU, T), knärot (VU, T, §8), doftskinn (NT, T), kötticka (NT), lunglav (NT, T), rosenticka (NT, T), rynkskinn (NT, T), talltagel (NT, T), talltita (NT, §4), tretåig hackspett (NT, T, §4), ullticka (NT, T), älg (NT), bårdlav (S, T), korallblylav (S, T), nästlav (S, T), stor aspticka (S, T), stuplav (S, T), vedticka (S, T), spillkråka (T, §4), tofsmes (T, §4), fläcknycklar (§8) och revlummer (§9). Se Figur 1.</w:t>
+        <w:t>I och inom 22 meter från avverkningsanmälan finns fynd av 24 naturvårdsarter, varav 14 är rödlistade, 8 är fridlysta, 18 är typiska (T) och 6 är signalarter (S): hornuggla (EN, §4), garnlav (VU, T), gränsticka (VU, T), knärot (VU, T, §8), doftskinn (NT, T), kötticka (NT), lunglav (NT, T), rosenticka (NT, T), rynkskinn (NT, T), talltagel (NT, T), talltita (NT, §4), tretåig hackspett (NT, T, §4), ullticka (NT, T), älg (NT), bårdlav (S, T), korallblylav (S, T), nästlav (S, T), stor aspticka (S, T), stuplav (S, T), vedticka (S, T), spillkråka (T, §4), tofsmes (T, §4), fläcknycklar (§8) och revlummer (§9). Se Figur 1.</w:t>
       </w:r>
     </w:p>
     <w:p>
@@ -1001,10 +1001,18 @@
         <w:rPr>
           <w:b/>
         </w:rPr>
-        <w:t xml:space="preserve">6.4.3 </w:t>
-      </w:r>
-      <w:r>
-        <w:t>Bevarandeåtgärder genomförs för de kända förekomster av rödlistade arter som påverkas av skogsbruk.</w:t>
+        <w:t xml:space="preserve">6.4.1 </w:t>
+      </w:r>
+      <w:r>
+        <w:t>Följande biotoper undantas från alla skogsbruksåtgärder, förutom åtgärder påkallade för att bevara eller främja biotopens naturliga eller hävdbetingade biologiska mångfald:</w:t>
+      </w:r>
+    </w:p>
+    <w:p>
+      <w:pPr>
+        <w:ind w:left="357"/>
+      </w:pPr>
+      <w:r>
+        <w:t>b) nyckelbiotoper enligt Skogsstyrelsens definition och metod (1995)</w:t>
       </w:r>
     </w:p>
     <w:p>
@@ -1022,7 +1030,36 @@
         <w:rPr>
           <w:i/>
         </w:rPr>
-        <w:t>I det avverkningsanmälda skogsområdet har 23 naturvårdsarter varav 13 rödlistade arter sina livsmiljöer och växtplatser.</w:t>
+        <w:t>I det avverkningsanmälda skogsområdet har 20 rödlistade arter och signalarter påträffats. Detta ska jämföras med Skogsstyrelsens uppföljning 2017 av nyckelbiotoper som visade att man i genomsnitt hittar 20,6 olika rödlistade arter och signalarter i en nyckelbiotop (Wijk, S. 2017. Biologisk mångfald i nyckelbiotoper – Resultat från inventeringen “Uppföljning biologisk mångfald” 2009–2015. Rapport 4/2017 Skogsstyrelsen, Jönköping).</w:t>
+      </w:r>
+    </w:p>
+    <w:p>
+      <w:r>
+        <w:rPr>
+          <w:b/>
+        </w:rPr>
+        <w:t xml:space="preserve">6.4.3 </w:t>
+      </w:r>
+      <w:r>
+        <w:t>Bevarandeåtgärder genomförs för de kända förekomster av rödlistade arter som påverkas av skogsbruk.</w:t>
+      </w:r>
+    </w:p>
+    <w:p>
+      <w:pPr>
+        <w:pStyle w:val="ListBullet"/>
+      </w:pPr>
+      <w:r>
+        <w:rPr>
+          <w:b/>
+          <w:i/>
+        </w:rPr>
+        <w:t xml:space="preserve">Kommentar: </w:t>
+      </w:r>
+      <w:r>
+        <w:rPr>
+          <w:i/>
+        </w:rPr>
+        <w:t>I det avverkningsanmälda skogsområdet har 24 naturvårdsarter varav 14 rödlistade arter sina livsmiljöer och växtplatser.</w:t>
       </w:r>
     </w:p>
     <w:p>
@@ -2078,7 +2115,7 @@
     <w:r>
       <w:tab/>
       <w:tab/>
-      <w:t>2026-09-28</w:t>
+      <w:t>2026-09-29</w:t>
       <w:br/>
       <w:br/>
     </w:r>

--- a/klagomål/A 10278-2026 FSC-klagomål.docx
+++ b/klagomål/A 10278-2026 FSC-klagomål.docx
@@ -2115,7 +2115,7 @@
     <w:r>
       <w:tab/>
       <w:tab/>
-      <w:t>2026-09-29</w:t>
+      <w:t>2026-09-30</w:t>
       <w:br/>
       <w:br/>
     </w:r>

--- a/klagomål/A 10278-2026 FSC-klagomål.docx
+++ b/klagomål/A 10278-2026 FSC-klagomål.docx
@@ -2115,7 +2115,7 @@
     <w:r>
       <w:tab/>
       <w:tab/>
-      <w:t>2026-09-30</w:t>
+      <w:t>2026-10-01</w:t>
       <w:br/>
       <w:br/>
     </w:r>

--- a/klagomål/A 10278-2026 FSC-klagomål.docx
+++ b/klagomål/A 10278-2026 FSC-klagomål.docx
@@ -2115,7 +2115,7 @@
     <w:r>
       <w:tab/>
       <w:tab/>
-      <w:t>2026-10-01</w:t>
+      <w:t>2026-10-02</w:t>
       <w:br/>
       <w:br/>
     </w:r>

--- a/klagomål/A 10278-2026 FSC-klagomål.docx
+++ b/klagomål/A 10278-2026 FSC-klagomål.docx
@@ -2115,7 +2115,7 @@
     <w:r>
       <w:tab/>
       <w:tab/>
-      <w:t>2026-10-02</w:t>
+      <w:t>2026-10-03</w:t>
       <w:br/>
       <w:br/>
     </w:r>

--- a/klagomål/A 10278-2026 FSC-klagomål.docx
+++ b/klagomål/A 10278-2026 FSC-klagomål.docx
@@ -2115,7 +2115,7 @@
     <w:r>
       <w:tab/>
       <w:tab/>
-      <w:t>2026-10-03</w:t>
+      <w:t>2026-10-04</w:t>
       <w:br/>
       <w:br/>
     </w:r>

--- a/klagomål/A 10278-2026 FSC-klagomål.docx
+++ b/klagomål/A 10278-2026 FSC-klagomål.docx
@@ -2115,7 +2115,7 @@
     <w:r>
       <w:tab/>
       <w:tab/>
-      <w:t>2026-10-04</w:t>
+      <w:t>2026-10-05</w:t>
       <w:br/>
       <w:br/>
     </w:r>

--- a/klagomål/A 10278-2026 FSC-klagomål.docx
+++ b/klagomål/A 10278-2026 FSC-klagomål.docx
@@ -2115,7 +2115,7 @@
     <w:r>
       <w:tab/>
       <w:tab/>
-      <w:t>2026-10-05</w:t>
+      <w:t>2026-10-06</w:t>
       <w:br/>
       <w:br/>
     </w:r>

--- a/klagomål/A 10278-2026 FSC-klagomål.docx
+++ b/klagomål/A 10278-2026 FSC-klagomål.docx
@@ -2115,7 +2115,7 @@
     <w:r>
       <w:tab/>
       <w:tab/>
-      <w:t>2026-10-06</w:t>
+      <w:t>2026-10-07</w:t>
       <w:br/>
       <w:br/>
     </w:r>

--- a/klagomål/A 10278-2026 FSC-klagomål.docx
+++ b/klagomål/A 10278-2026 FSC-klagomål.docx
@@ -2115,7 +2115,7 @@
     <w:r>
       <w:tab/>
       <w:tab/>
-      <w:t>2026-10-07</w:t>
+      <w:t>2026-10-08</w:t>
       <w:br/>
       <w:br/>
     </w:r>

--- a/klagomål/A 10278-2026 FSC-klagomål.docx
+++ b/klagomål/A 10278-2026 FSC-klagomål.docx
@@ -2115,7 +2115,7 @@
     <w:r>
       <w:tab/>
       <w:tab/>
-      <w:t>2026-10-08</w:t>
+      <w:t>2026-10-09</w:t>
       <w:br/>
       <w:br/>
     </w:r>

--- a/klagomål/A 10278-2026 FSC-klagomål.docx
+++ b/klagomål/A 10278-2026 FSC-klagomål.docx
@@ -2115,7 +2115,7 @@
     <w:r>
       <w:tab/>
       <w:tab/>
-      <w:t>2026-10-09</w:t>
+      <w:t>2026-10-10</w:t>
       <w:br/>
       <w:br/>
     </w:r>

--- a/klagomål/A 10278-2026 FSC-klagomål.docx
+++ b/klagomål/A 10278-2026 FSC-klagomål.docx
@@ -2115,7 +2115,7 @@
     <w:r>
       <w:tab/>
       <w:tab/>
-      <w:t>2026-10-10</w:t>
+      <w:t>2026-10-11</w:t>
       <w:br/>
       <w:br/>
     </w:r>

--- a/klagomål/A 10278-2026 FSC-klagomål.docx
+++ b/klagomål/A 10278-2026 FSC-klagomål.docx
@@ -2115,7 +2115,7 @@
     <w:r>
       <w:tab/>
       <w:tab/>
-      <w:t>2026-10-11</w:t>
+      <w:t>2026-10-12</w:t>
       <w:br/>
       <w:br/>
     </w:r>

--- a/klagomål/A 10278-2026 FSC-klagomål.docx
+++ b/klagomål/A 10278-2026 FSC-klagomål.docx
@@ -2115,7 +2115,7 @@
     <w:r>
       <w:tab/>
       <w:tab/>
-      <w:t>2026-10-12</w:t>
+      <w:t>2026-10-13</w:t>
       <w:br/>
       <w:br/>
     </w:r>

--- a/klagomål/A 10278-2026 FSC-klagomål.docx
+++ b/klagomål/A 10278-2026 FSC-klagomål.docx
@@ -2115,7 +2115,7 @@
     <w:r>
       <w:tab/>
       <w:tab/>
-      <w:t>2026-10-13</w:t>
+      <w:t>2026-10-14</w:t>
       <w:br/>
       <w:br/>
     </w:r>

--- a/klagomål/A 10278-2026 FSC-klagomål.docx
+++ b/klagomål/A 10278-2026 FSC-klagomål.docx
@@ -2115,7 +2115,7 @@
     <w:r>
       <w:tab/>
       <w:tab/>
-      <w:t>2026-10-14</w:t>
+      <w:t>2026-10-15</w:t>
       <w:br/>
       <w:br/>
     </w:r>

--- a/klagomål/A 10278-2026 FSC-klagomål.docx
+++ b/klagomål/A 10278-2026 FSC-klagomål.docx
@@ -2115,7 +2115,7 @@
     <w:r>
       <w:tab/>
       <w:tab/>
-      <w:t>2026-10-15</w:t>
+      <w:t>2026-10-16</w:t>
       <w:br/>
       <w:br/>
     </w:r>

--- a/klagomål/A 10278-2026 FSC-klagomål.docx
+++ b/klagomål/A 10278-2026 FSC-klagomål.docx
@@ -2115,7 +2115,7 @@
     <w:r>
       <w:tab/>
       <w:tab/>
-      <w:t>2026-10-16</w:t>
+      <w:t>2026-10-17</w:t>
       <w:br/>
       <w:br/>
     </w:r>

--- a/klagomål/A 10278-2026 FSC-klagomål.docx
+++ b/klagomål/A 10278-2026 FSC-klagomål.docx
@@ -2115,7 +2115,7 @@
     <w:r>
       <w:tab/>
       <w:tab/>
-      <w:t>2026-10-17</w:t>
+      <w:t>2026-10-18</w:t>
       <w:br/>
       <w:br/>
     </w:r>

--- a/klagomål/A 10278-2026 FSC-klagomål.docx
+++ b/klagomål/A 10278-2026 FSC-klagomål.docx
@@ -2115,7 +2115,7 @@
     <w:r>
       <w:tab/>
       <w:tab/>
-      <w:t>2026-10-18</w:t>
+      <w:t>2026-10-19</w:t>
       <w:br/>
       <w:br/>
     </w:r>

--- a/klagomål/A 10278-2026 FSC-klagomål.docx
+++ b/klagomål/A 10278-2026 FSC-klagomål.docx
@@ -2115,7 +2115,7 @@
     <w:r>
       <w:tab/>
       <w:tab/>
-      <w:t>2026-10-19</w:t>
+      <w:t>2026-10-20</w:t>
       <w:br/>
       <w:br/>
     </w:r>

--- a/klagomål/A 10278-2026 FSC-klagomål.docx
+++ b/klagomål/A 10278-2026 FSC-klagomål.docx
@@ -2115,7 +2115,7 @@
     <w:r>
       <w:tab/>
       <w:tab/>
-      <w:t>2026-10-20</w:t>
+      <w:t>2026-10-21</w:t>
       <w:br/>
       <w:br/>
     </w:r>

--- a/klagomål/A 10278-2026 FSC-klagomål.docx
+++ b/klagomål/A 10278-2026 FSC-klagomål.docx
@@ -2115,7 +2115,7 @@
     <w:r>
       <w:tab/>
       <w:tab/>
-      <w:t>2026-10-21</w:t>
+      <w:t>2026-10-22</w:t>
       <w:br/>
       <w:br/>
     </w:r>

--- a/klagomål/A 10278-2026 FSC-klagomål.docx
+++ b/klagomål/A 10278-2026 FSC-klagomål.docx
@@ -2115,7 +2115,7 @@
     <w:r>
       <w:tab/>
       <w:tab/>
-      <w:t>2026-10-22</w:t>
+      <w:t>2026-10-23</w:t>
       <w:br/>
       <w:br/>
     </w:r>

--- a/klagomål/A 10278-2026 FSC-klagomål.docx
+++ b/klagomål/A 10278-2026 FSC-klagomål.docx
@@ -2115,7 +2115,7 @@
     <w:r>
       <w:tab/>
       <w:tab/>
-      <w:t>2026-10-23</w:t>
+      <w:t>2026-10-24</w:t>
       <w:br/>
       <w:br/>
     </w:r>

--- a/klagomål/A 10278-2026 FSC-klagomål.docx
+++ b/klagomål/A 10278-2026 FSC-klagomål.docx
@@ -2115,7 +2115,7 @@
     <w:r>
       <w:tab/>
       <w:tab/>
-      <w:t>2026-10-24</w:t>
+      <w:t>2026-10-25</w:t>
       <w:br/>
       <w:br/>
     </w:r>

--- a/klagomål/A 10278-2026 FSC-klagomål.docx
+++ b/klagomål/A 10278-2026 FSC-klagomål.docx
@@ -2115,7 +2115,7 @@
     <w:r>
       <w:tab/>
       <w:tab/>
-      <w:t>2026-10-25</w:t>
+      <w:t>2026-10-26</w:t>
       <w:br/>
       <w:br/>
     </w:r>

--- a/klagomål/A 10278-2026 FSC-klagomål.docx
+++ b/klagomål/A 10278-2026 FSC-klagomål.docx
@@ -2115,7 +2115,7 @@
     <w:r>
       <w:tab/>
       <w:tab/>
-      <w:t>2026-10-26</w:t>
+      <w:t>2026-10-27</w:t>
       <w:br/>
       <w:br/>
     </w:r>

--- a/klagomål/A 10278-2026 FSC-klagomål.docx
+++ b/klagomål/A 10278-2026 FSC-klagomål.docx
@@ -2115,7 +2115,7 @@
     <w:r>
       <w:tab/>
       <w:tab/>
-      <w:t>2026-10-27</w:t>
+      <w:t>2026-10-28</w:t>
       <w:br/>
       <w:br/>
     </w:r>

--- a/klagomål/A 10278-2026 FSC-klagomål.docx
+++ b/klagomål/A 10278-2026 FSC-klagomål.docx
@@ -2115,7 +2115,7 @@
     <w:r>
       <w:tab/>
       <w:tab/>
-      <w:t>2026-10-28</w:t>
+      <w:t>2026-10-29</w:t>
       <w:br/>
       <w:br/>
     </w:r>

--- a/klagomål/A 10278-2026 FSC-klagomål.docx
+++ b/klagomål/A 10278-2026 FSC-klagomål.docx
@@ -2115,7 +2115,7 @@
     <w:r>
       <w:tab/>
       <w:tab/>
-      <w:t>2026-10-29</w:t>
+      <w:t>2026-10-31</w:t>
       <w:br/>
       <w:br/>
     </w:r>
